--- a/plasturgie/injection/exercice_rendement_de_la_vis_d_injection_feuille_de_calcul.docx
+++ b/plasturgie/injection/exercice_rendement_de_la_vis_d_injection_feuille_de_calcul.docx
@@ -2999,12 +2999,9 @@
       </w:pPr>
     </w:p>
     <w:sectPr>
-      <w:headerReference w:type="even" r:id="rId9"/>
-      <w:headerReference w:type="default" r:id="rId10"/>
-      <w:footerReference w:type="even" r:id="rId11"/>
-      <w:footerReference w:type="default" r:id="rId12"/>
-      <w:headerReference w:type="first" r:id="rId13"/>
-      <w:footerReference w:type="first" r:id="rId14"/>
+      <w:footerReference w:type="default" r:id="rId9"/>
+      <w:headerReference w:type="first" r:id="rId10"/>
+      <w:footerReference w:type="first" r:id="rId11"/>
       <w:pgSz w:w="11907" w:h="16839" w:code="9"/>
       <w:pgMar w:top="567" w:right="567" w:bottom="851" w:left="567" w:header="709" w:footer="1361" w:gutter="0"/>
       <w:cols w:space="708"/>
@@ -3041,16 +3038,6 @@
 </file>
 
 <file path=word/footer1.xml><?xml version="1.0" encoding="utf-8"?>
-<w:ftr xmlns:ve="http://schemas.openxmlformats.org/markup-compatibility/2006" xmlns:o="urn:schemas-microsoft-com:office:office" xmlns:r="http://schemas.openxmlformats.org/officeDocument/2006/relationships" xmlns:m="http://schemas.openxmlformats.org/officeDocument/2006/math" xmlns:v="urn:schemas-microsoft-com:vml" xmlns:wp="http://schemas.openxmlformats.org/drawingml/2006/wordprocessingDrawing" xmlns:w10="urn:schemas-microsoft-com:office:word" xmlns:w="http://schemas.openxmlformats.org/wordprocessingml/2006/main" xmlns:wne="http://schemas.microsoft.com/office/word/2006/wordml">
-  <w:p>
-    <w:pPr>
-      <w:pStyle w:val="Pieddepage"/>
-    </w:pPr>
-  </w:p>
-</w:ftr>
-</file>
-
-<file path=word/footer2.xml><?xml version="1.0" encoding="utf-8"?>
 <w:ftr xmlns:ve="http://schemas.openxmlformats.org/markup-compatibility/2006" xmlns:o="urn:schemas-microsoft-com:office:office" xmlns:r="http://schemas.openxmlformats.org/officeDocument/2006/relationships" xmlns:m="http://schemas.openxmlformats.org/officeDocument/2006/math" xmlns:v="urn:schemas-microsoft-com:vml" xmlns:wp="http://schemas.openxmlformats.org/drawingml/2006/wordprocessingDrawing" xmlns:w10="urn:schemas-microsoft-com:office:word" xmlns:w="http://schemas.openxmlformats.org/wordprocessingml/2006/main" xmlns:wne="http://schemas.microsoft.com/office/word/2006/wordml">
   <w:p>
     <w:pPr>
@@ -3449,7 +3436,7 @@
 </w:ftr>
 </file>
 
-<file path=word/footer3.xml><?xml version="1.0" encoding="utf-8"?>
+<file path=word/footer2.xml><?xml version="1.0" encoding="utf-8"?>
 <w:ftr xmlns:ve="http://schemas.openxmlformats.org/markup-compatibility/2006" xmlns:o="urn:schemas-microsoft-com:office:office" xmlns:r="http://schemas.openxmlformats.org/officeDocument/2006/relationships" xmlns:m="http://schemas.openxmlformats.org/officeDocument/2006/math" xmlns:v="urn:schemas-microsoft-com:vml" xmlns:wp="http://schemas.openxmlformats.org/drawingml/2006/wordprocessingDrawing" xmlns:w10="urn:schemas-microsoft-com:office:word" xmlns:w="http://schemas.openxmlformats.org/wordprocessingml/2006/main" xmlns:wne="http://schemas.microsoft.com/office/word/2006/wordml">
   <w:p>
     <w:pPr>
@@ -3889,26 +3876,6 @@
 <file path=word/header1.xml><?xml version="1.0" encoding="utf-8"?>
 <w:hdr xmlns:ve="http://schemas.openxmlformats.org/markup-compatibility/2006" xmlns:o="urn:schemas-microsoft-com:office:office" xmlns:r="http://schemas.openxmlformats.org/officeDocument/2006/relationships" xmlns:m="http://schemas.openxmlformats.org/officeDocument/2006/math" xmlns:v="urn:schemas-microsoft-com:vml" xmlns:wp="http://schemas.openxmlformats.org/drawingml/2006/wordprocessingDrawing" xmlns:w10="urn:schemas-microsoft-com:office:word" xmlns:w="http://schemas.openxmlformats.org/wordprocessingml/2006/main" xmlns:wne="http://schemas.microsoft.com/office/word/2006/wordml">
   <w:p>
-    <w:pPr>
-      <w:pStyle w:val="En-tte"/>
-    </w:pPr>
-  </w:p>
-</w:hdr>
-</file>
-
-<file path=word/header2.xml><?xml version="1.0" encoding="utf-8"?>
-<w:hdr xmlns:ve="http://schemas.openxmlformats.org/markup-compatibility/2006" xmlns:o="urn:schemas-microsoft-com:office:office" xmlns:r="http://schemas.openxmlformats.org/officeDocument/2006/relationships" xmlns:m="http://schemas.openxmlformats.org/officeDocument/2006/math" xmlns:v="urn:schemas-microsoft-com:vml" xmlns:wp="http://schemas.openxmlformats.org/drawingml/2006/wordprocessingDrawing" xmlns:w10="urn:schemas-microsoft-com:office:word" xmlns:w="http://schemas.openxmlformats.org/wordprocessingml/2006/main" xmlns:wne="http://schemas.microsoft.com/office/word/2006/wordml">
-  <w:p>
-    <w:pPr>
-      <w:pStyle w:val="En-tte"/>
-    </w:pPr>
-  </w:p>
-</w:hdr>
-</file>
-
-<file path=word/header3.xml><?xml version="1.0" encoding="utf-8"?>
-<w:hdr xmlns:ve="http://schemas.openxmlformats.org/markup-compatibility/2006" xmlns:o="urn:schemas-microsoft-com:office:office" xmlns:r="http://schemas.openxmlformats.org/officeDocument/2006/relationships" xmlns:m="http://schemas.openxmlformats.org/officeDocument/2006/math" xmlns:v="urn:schemas-microsoft-com:vml" xmlns:wp="http://schemas.openxmlformats.org/drawingml/2006/wordprocessingDrawing" xmlns:w10="urn:schemas-microsoft-com:office:word" xmlns:w="http://schemas.openxmlformats.org/wordprocessingml/2006/main" xmlns:wne="http://schemas.microsoft.com/office/word/2006/wordml">
-  <w:p>
     <w:r>
       <w:rPr>
         <w:noProof/>
@@ -3932,9 +3899,9 @@
                   </w:rPr>
                   <w:drawing>
                     <wp:inline distT="0" distB="0" distL="0" distR="0">
-                      <wp:extent cx="1343496" cy="931697"/>
-                      <wp:effectExtent l="0" t="0" r="0" b="0"/>
-                      <wp:docPr id="1" name="Image 1" descr="logo_lycee.png"/>
+                      <wp:extent cx="1440000" cy="838130"/>
+                      <wp:effectExtent l="19050" t="0" r="7800" b="0"/>
+                      <wp:docPr id="4" name="Image 1" descr="logo.png"/>
                       <wp:cNvGraphicFramePr>
                         <a:graphicFrameLocks xmlns:a="http://schemas.openxmlformats.org/drawingml/2006/main" noChangeAspect="1"/>
                       </wp:cNvGraphicFramePr>
@@ -3942,7 +3909,7 @@
                         <a:graphicData uri="http://schemas.openxmlformats.org/drawingml/2006/picture">
                           <pic:pic xmlns:pic="http://schemas.openxmlformats.org/drawingml/2006/picture">
                             <pic:nvPicPr>
-                              <pic:cNvPr id="0" name="logo_lycee.png"/>
+                              <pic:cNvPr id="0" name="logo.png"/>
                               <pic:cNvPicPr/>
                             </pic:nvPicPr>
                             <pic:blipFill>
@@ -3954,7 +3921,7 @@
                             <pic:spPr>
                               <a:xfrm>
                                 <a:off x="0" y="0"/>
-                                <a:ext cx="1344374" cy="932306"/>
+                                <a:ext cx="1440000" cy="838130"/>
                               </a:xfrm>
                               <a:prstGeom prst="rect">
                                 <a:avLst/>
